--- a/doc/Chinese/Kylin文档: 首页.docx
+++ b/doc/Chinese/Kylin文档: 首页.docx
@@ -10,7 +10,7 @@
           <w:bCs/>
           <w:sz w:val="48"/>
           <w:szCs w:val="56"/>
-          <w:lang w:eastAsia="zh-CN"/>
+          <w:lang w:val="en-US" w:eastAsia="zh-CN"/>
         </w:rPr>
       </w:pPr>
       <w:r>
@@ -37,6 +37,30 @@
     </w:p>
     <w:p>
       <w:pPr>
+        <w:jc w:val="right"/>
+        <w:rPr>
+          <w:rFonts w:hint="eastAsia"/>
+          <w:b/>
+          <w:bCs/>
+          <w:sz w:val="28"/>
+          <w:szCs w:val="36"/>
+          <w:lang w:eastAsia="zh-CN"/>
+        </w:rPr>
+      </w:pPr>
+      <w:r>
+        <w:rPr>
+          <w:rFonts w:hint="eastAsia"/>
+          <w:b/>
+          <w:bCs/>
+          <w:sz w:val="28"/>
+          <w:szCs w:val="36"/>
+          <w:lang w:eastAsia="zh-CN"/>
+        </w:rPr>
+        <w:t>——由入门到入狱；由初学到精通</w:t>
+      </w:r>
+    </w:p>
+    <w:p>
+      <w:pPr>
         <w:ind w:firstLine="420" w:firstLineChars="0"/>
         <w:rPr>
           <w:rFonts w:hint="eastAsia"/>
@@ -47,7 +71,76 @@
           <w:lang w:val="en-US" w:eastAsia="zh-CN"/>
         </w:rPr>
       </w:pPr>
+      <w:r>
+        <w:rPr>
+          <w:rFonts w:hint="eastAsia"/>
+          <w:b w:val="0"/>
+          <w:bCs w:val="0"/>
+          <w:sz w:val="28"/>
+          <w:szCs w:val="36"/>
+          <w:lang w:val="en-US" w:eastAsia="zh-CN"/>
+        </w:rPr>
+        <w:t>Kylin 是一款基于Jvm的直译式编程语言，是一款解释性编程语言，可实现跨平台运行，支持多种编程语言内嵌。函数式编程语言，高效快捷，适合Web服务器，网页服务，爬虫，多线程操作，系统运维操作、渗透测试、游戏辅助等。</w:t>
+      </w:r>
+    </w:p>
+    <w:p>
+      <w:pPr>
+        <w:rPr>
+          <w:rFonts w:hint="default"/>
+          <w:b w:val="0"/>
+          <w:bCs w:val="0"/>
+          <w:sz w:val="28"/>
+          <w:szCs w:val="36"/>
+          <w:lang w:val="en-US" w:eastAsia="zh-CN"/>
+        </w:rPr>
+      </w:pPr>
+    </w:p>
+    <w:p>
+      <w:pPr>
+        <w:rPr>
+          <w:rFonts w:hint="eastAsia"/>
+          <w:b/>
+          <w:bCs/>
+          <w:sz w:val="32"/>
+          <w:szCs w:val="40"/>
+          <w:lang w:val="en-US" w:eastAsia="zh-CN"/>
+        </w:rPr>
+      </w:pPr>
+      <w:r>
+        <w:rPr>
+          <w:rFonts w:hint="eastAsia"/>
+          <w:b/>
+          <w:bCs/>
+          <w:sz w:val="32"/>
+          <w:szCs w:val="40"/>
+          <w:lang w:val="en-US" w:eastAsia="zh-CN"/>
+        </w:rPr>
+        <w:t>语言支持</w:t>
+      </w:r>
+    </w:p>
+    <w:p>
+      <w:pPr>
+        <w:rPr>
+          <w:rFonts w:hint="eastAsia"/>
+          <w:b w:val="0"/>
+          <w:bCs w:val="0"/>
+          <w:sz w:val="28"/>
+          <w:szCs w:val="36"/>
+          <w:lang w:val="en-US" w:eastAsia="zh-CN"/>
+        </w:rPr>
+      </w:pPr>
       <w:bookmarkStart w:id="0" w:name="_GoBack"/>
+      <w:r>
+        <w:rPr>
+          <w:rFonts w:hint="eastAsia"/>
+          <w:b w:val="0"/>
+          <w:bCs w:val="0"/>
+          <w:sz w:val="28"/>
+          <w:szCs w:val="36"/>
+          <w:lang w:val="en-US" w:eastAsia="zh-CN"/>
+        </w:rPr>
+        <w:t>首先，Kylin默认支持中文编程，但是仅仅是内置的函数，不包括内</w:t>
+      </w:r>
       <w:bookmarkEnd w:id="0"/>
       <w:r>
         <w:rPr>
@@ -58,20 +151,182 @@
           <w:szCs w:val="36"/>
           <w:lang w:val="en-US" w:eastAsia="zh-CN"/>
         </w:rPr>
-        <w:t>Kylin 是一款基于Jvm的直译式编程语言，是一款解释性编程语言，可实现跨平台运行，支持多种编程语言内嵌。函数式编程语言，高效快捷，适合Web服务器，网页服务，爬虫，多线程操作，系统运维操作等。</w:t>
-      </w:r>
-    </w:p>
-    <w:p>
-      <w:pPr>
+        <w:t>置的类库，而且同样，如果其他的第三方开发者支持，也可以支持其他国家语言编程。</w:t>
+      </w:r>
+    </w:p>
+    <w:p>
+      <w:pPr>
+        <w:rPr>
+          <w:rFonts w:hint="eastAsia"/>
+          <w:b/>
+          <w:bCs/>
+          <w:i/>
+          <w:iCs/>
+          <w:sz w:val="28"/>
+          <w:szCs w:val="36"/>
+          <w:u w:val="single"/>
+          <w:lang w:val="en-US" w:eastAsia="zh-CN"/>
+        </w:rPr>
+      </w:pPr>
+      <w:r>
+        <w:rPr>
+          <w:rFonts w:hint="eastAsia"/>
+          <w:b/>
+          <w:bCs/>
+          <w:i/>
+          <w:iCs/>
+          <w:sz w:val="28"/>
+          <w:szCs w:val="36"/>
+          <w:u w:val="single"/>
+          <w:lang w:val="en-US" w:eastAsia="zh-CN"/>
+        </w:rPr>
+        <w:t>Kylin默认使用纯英文.</w:t>
+      </w:r>
+    </w:p>
+    <w:p>
+      <w:pPr>
+        <w:rPr>
+          <w:rFonts w:hint="eastAsia"/>
+          <w:b/>
+          <w:bCs/>
+          <w:i/>
+          <w:iCs/>
+          <w:sz w:val="28"/>
+          <w:szCs w:val="36"/>
+          <w:u w:val="single"/>
+          <w:lang w:val="en-US" w:eastAsia="zh-CN"/>
+        </w:rPr>
+      </w:pPr>
+    </w:p>
+    <w:p>
+      <w:pPr>
+        <w:rPr>
+          <w:rFonts w:hint="eastAsia"/>
+          <w:b/>
+          <w:bCs/>
+          <w:i w:val="0"/>
+          <w:iCs w:val="0"/>
+          <w:sz w:val="32"/>
+          <w:szCs w:val="40"/>
+          <w:u w:val="none"/>
+          <w:lang w:val="en-US" w:eastAsia="zh-CN"/>
+        </w:rPr>
+      </w:pPr>
+      <w:r>
+        <w:rPr>
+          <w:rFonts w:hint="eastAsia"/>
+          <w:b/>
+          <w:bCs/>
+          <w:i w:val="0"/>
+          <w:iCs w:val="0"/>
+          <w:sz w:val="32"/>
+          <w:szCs w:val="40"/>
+          <w:u w:val="none"/>
+          <w:lang w:val="en-US" w:eastAsia="zh-CN"/>
+        </w:rPr>
+        <w:t>开发者</w:t>
+      </w:r>
+    </w:p>
+    <w:p>
+      <w:pPr>
+        <w:numPr>
+          <w:ilvl w:val="0"/>
+          <w:numId w:val="1"/>
+        </w:numPr>
         <w:rPr>
           <w:rFonts w:hint="default"/>
           <w:b w:val="0"/>
           <w:bCs w:val="0"/>
-          <w:sz w:val="28"/>
-          <w:szCs w:val="36"/>
-          <w:lang w:val="en-US" w:eastAsia="zh-CN"/>
-        </w:rPr>
-      </w:pPr>
+          <w:i w:val="0"/>
+          <w:iCs w:val="0"/>
+          <w:sz w:val="32"/>
+          <w:szCs w:val="40"/>
+          <w:u w:val="none"/>
+          <w:lang w:val="en-US" w:eastAsia="zh-CN"/>
+        </w:rPr>
+      </w:pPr>
+      <w:r>
+        <w:rPr>
+          <w:rFonts w:hint="eastAsia"/>
+          <w:b w:val="0"/>
+          <w:bCs w:val="0"/>
+          <w:i w:val="0"/>
+          <w:iCs w:val="0"/>
+          <w:sz w:val="32"/>
+          <w:szCs w:val="40"/>
+          <w:u w:val="none"/>
+          <w:lang w:val="en-US" w:eastAsia="zh-CN"/>
+        </w:rPr>
+        <w:t>王相卿</w:t>
+      </w:r>
+    </w:p>
+    <w:p>
+      <w:pPr>
+        <w:numPr>
+          <w:ilvl w:val="0"/>
+          <w:numId w:val="1"/>
+        </w:numPr>
+        <w:ind w:left="0" w:leftChars="0" w:firstLine="0" w:firstLineChars="0"/>
+        <w:rPr>
+          <w:rFonts w:hint="default"/>
+          <w:b w:val="0"/>
+          <w:bCs w:val="0"/>
+          <w:i w:val="0"/>
+          <w:iCs w:val="0"/>
+          <w:sz w:val="32"/>
+          <w:szCs w:val="40"/>
+          <w:u w:val="none"/>
+          <w:lang w:val="en-US" w:eastAsia="zh-CN"/>
+        </w:rPr>
+      </w:pPr>
+      <w:r>
+        <w:rPr>
+          <w:rFonts w:hint="eastAsia"/>
+          <w:b w:val="0"/>
+          <w:bCs w:val="0"/>
+          <w:i w:val="0"/>
+          <w:iCs w:val="0"/>
+          <w:sz w:val="32"/>
+          <w:szCs w:val="40"/>
+          <w:u w:val="none"/>
+          <w:lang w:val="en-US" w:eastAsia="zh-CN"/>
+        </w:rPr>
+        <w:t>zmh-program</w:t>
+      </w:r>
+    </w:p>
+    <w:p>
+      <w:pPr>
+        <w:widowControl w:val="0"/>
+        <w:numPr>
+          <w:numId w:val="0"/>
+        </w:numPr>
+        <w:jc w:val="both"/>
+        <w:rPr>
+          <w:rFonts w:hint="default"/>
+          <w:b w:val="0"/>
+          <w:bCs w:val="0"/>
+          <w:i w:val="0"/>
+          <w:iCs w:val="0"/>
+          <w:sz w:val="32"/>
+          <w:szCs w:val="40"/>
+          <w:u w:val="none"/>
+          <w:lang w:val="en-US" w:eastAsia="zh-CN"/>
+        </w:rPr>
+      </w:pPr>
+      <w:r>
+        <w:rPr>
+          <w:rFonts w:hint="eastAsia"/>
+          <w:b w:val="0"/>
+          <w:bCs w:val="0"/>
+          <w:i w:val="0"/>
+          <w:iCs w:val="0"/>
+          <w:sz w:val="32"/>
+          <w:szCs w:val="40"/>
+          <w:u w:val="none"/>
+          <w:lang w:val="en-US" w:eastAsia="zh-CN"/>
+        </w:rPr>
+        <w:t>--&gt; 下一章: 基础语法</w:t>
+      </w:r>
     </w:p>
     <w:sectPr>
       <w:pgSz w:w="11906" w:h="16838"/>
@@ -81,6 +336,26 @@
     </w:sectPr>
   </w:body>
 </w:document>
+</file>
+
+<file path=word/numbering.xml><?xml version="1.0" encoding="utf-8"?>
+<w:numbering xmlns:wpc="http://schemas.microsoft.com/office/word/2010/wordprocessingCanvas" xmlns:mc="http://schemas.openxmlformats.org/markup-compatibility/2006" xmlns:o="urn:schemas-microsoft-com:office:office" xmlns:r="http://schemas.openxmlformats.org/officeDocument/2006/relationships" xmlns:m="http://schemas.openxmlformats.org/officeDocument/2006/math" xmlns:v="urn:schemas-microsoft-com:vml" xmlns:wp14="http://schemas.microsoft.com/office/word/2010/wordprocessingDrawing" xmlns:wp="http://schemas.openxmlformats.org/drawingml/2006/wordprocessingDrawing" xmlns:w10="urn:schemas-microsoft-com:office:word" xmlns:w="http://schemas.openxmlformats.org/wordprocessingml/2006/main" xmlns:w14="http://schemas.microsoft.com/office/word/2010/wordml" xmlns:wpg="http://schemas.microsoft.com/office/word/2010/wordprocessingGroup" xmlns:wpi="http://schemas.microsoft.com/office/word/2010/wordprocessingInk" xmlns:wne="http://schemas.microsoft.com/office/word/2006/wordml" xmlns:wps="http://schemas.microsoft.com/office/word/2010/wordprocessingShape" xmlns:wpsCustomData="http://www.wps.cn/officeDocument/2013/wpsCustomData" mc:Ignorable="w14 wp14">
+  <w:abstractNum w:abstractNumId="0">
+    <w:nsid w:val="37F7A6C2"/>
+    <w:multiLevelType w:val="singleLevel"/>
+    <w:tmpl w:val="37F7A6C2"/>
+    <w:lvl w:ilvl="0" w:tentative="0">
+      <w:start w:val="1"/>
+      <w:numFmt w:val="decimal"/>
+      <w:suff w:val="space"/>
+      <w:lvlText w:val="%1."/>
+      <w:lvlJc w:val="left"/>
+    </w:lvl>
+  </w:abstractNum>
+  <w:num w:numId="1">
+    <w:abstractNumId w:val="0"/>
+  </w:num>
+</w:numbering>
 </file>
 
 <file path=word/styles.xml><?xml version="1.0" encoding="utf-8"?>
@@ -159,7 +434,7 @@
     <w:lsdException w:qFormat="1" w:unhideWhenUsed="0" w:uiPriority="0" w:semiHidden="0" w:name="Title"/>
     <w:lsdException w:unhideWhenUsed="0" w:uiPriority="0" w:semiHidden="0" w:name="Closing"/>
     <w:lsdException w:unhideWhenUsed="0" w:uiPriority="0" w:semiHidden="0" w:name="Signature"/>
-    <w:lsdException w:unhideWhenUsed="0" w:uiPriority="0" w:name="Default Paragraph Font"/>
+    <w:lsdException w:qFormat="1" w:unhideWhenUsed="0" w:uiPriority="0" w:name="Default Paragraph Font"/>
     <w:lsdException w:unhideWhenUsed="0" w:uiPriority="0" w:semiHidden="0" w:name="Body Text"/>
     <w:lsdException w:unhideWhenUsed="0" w:uiPriority="0" w:semiHidden="0" w:name="Body Text Indent"/>
     <w:lsdException w:unhideWhenUsed="0" w:uiPriority="0" w:semiHidden="0" w:name="List Continue"/>
@@ -197,7 +472,7 @@
     <w:lsdException w:unhideWhenUsed="0" w:uiPriority="0" w:semiHidden="0" w:name="HTML Sample"/>
     <w:lsdException w:unhideWhenUsed="0" w:uiPriority="0" w:semiHidden="0" w:name="HTML Typewriter"/>
     <w:lsdException w:unhideWhenUsed="0" w:uiPriority="0" w:semiHidden="0" w:name="HTML Variable"/>
-    <w:lsdException w:unhideWhenUsed="0" w:uiPriority="0" w:name="Normal Table"/>
+    <w:lsdException w:qFormat="1" w:unhideWhenUsed="0" w:uiPriority="0" w:name="Normal Table"/>
     <w:lsdException w:unhideWhenUsed="0" w:uiPriority="0" w:semiHidden="0" w:name="annotation subject"/>
     <w:lsdException w:unhideWhenUsed="0" w:uiPriority="0" w:semiHidden="0" w:name="Table Simple 1"/>
     <w:lsdException w:unhideWhenUsed="0" w:uiPriority="0" w:semiHidden="0" w:name="Table Simple 2"/>
@@ -359,14 +634,16 @@
       <w:lang w:val="en-US" w:eastAsia="zh-CN" w:bidi="ar-SA"/>
     </w:rPr>
   </w:style>
-  <w:style w:type="character" w:default="1" w:styleId="2">
+  <w:style w:type="character" w:default="1" w:styleId="3">
     <w:name w:val="Default Paragraph Font"/>
     <w:semiHidden/>
+    <w:qFormat/>
     <w:uiPriority w:val="0"/>
   </w:style>
-  <w:style w:type="table" w:default="1" w:styleId="3">
+  <w:style w:type="table" w:default="1" w:styleId="2">
     <w:name w:val="Normal Table"/>
     <w:semiHidden/>
+    <w:qFormat/>
     <w:uiPriority w:val="0"/>
     <w:tblPr>
       <w:tblCellMar>
